--- a/bm/NS/ISO.BM-NS-12-02 Đánh giá sau đào tạo.docx
+++ b/bm/NS/ISO.BM-NS-12-02 Đánh giá sau đào tạo.docx
@@ -166,7 +166,7 @@
     </w:tbl>
     <w:p>
       <w:pPr>
-        <w:spacing w:after="120" w:before="200"/>
+        <w:spacing w:after="120" w:before="200" w:line="360" w:lineRule="auto"/>
         <w:jc w:val="center"/>
       </w:pPr>
       <w:r>
@@ -184,7 +184,7 @@
     </w:p>
     <w:p>
       <w:pPr>
-        <w:spacing w:after="60" w:before="60"/>
+        <w:spacing w:after="120" w:before="60" w:line="360" w:lineRule="auto"/>
         <w:jc w:val="left"/>
       </w:pPr>
       <w:r>
@@ -209,12 +209,12 @@
           <w:sz w:val="22"/>
           <w:szCs w:val="22"/>
         </w:rPr>
-        <w:t xml:space="preserve">____________________________________________________________</w:t>
+        <w:t>............................................................</w:t>
       </w:r>
     </w:p>
     <w:p>
       <w:pPr>
-        <w:spacing w:after="60" w:before="60"/>
+        <w:spacing w:after="120" w:before="60" w:line="360" w:lineRule="auto"/>
         <w:jc w:val="left"/>
       </w:pPr>
       <w:r>
@@ -239,12 +239,12 @@
           <w:sz w:val="22"/>
           <w:szCs w:val="22"/>
         </w:rPr>
-        <w:t xml:space="preserve">____________________________________________________________</w:t>
+        <w:t>............................................................</w:t>
       </w:r>
     </w:p>
     <w:p>
       <w:pPr>
-        <w:spacing w:after="60" w:before="60"/>
+        <w:spacing w:after="120" w:before="60" w:line="360" w:lineRule="auto"/>
         <w:jc w:val="left"/>
       </w:pPr>
       <w:r>
@@ -269,12 +269,12 @@
           <w:sz w:val="22"/>
           <w:szCs w:val="22"/>
         </w:rPr>
-        <w:t xml:space="preserve">____________________________________________________________</w:t>
+        <w:t>............................................................</w:t>
       </w:r>
     </w:p>
     <w:p>
       <w:pPr>
-        <w:spacing w:after="60" w:before="60"/>
+        <w:spacing w:after="120" w:before="60" w:line="360" w:lineRule="auto"/>
         <w:jc w:val="left"/>
       </w:pPr>
       <w:r>
@@ -299,7 +299,7 @@
           <w:sz w:val="22"/>
           <w:szCs w:val="22"/>
         </w:rPr>
-        <w:t xml:space="preserve">______________________________    </w:t>
+        <w:t xml:space="preserve">..............................    </w:t>
       </w:r>
       <w:r>
         <w:rPr>
@@ -323,12 +323,12 @@
           <w:sz w:val="22"/>
           <w:szCs w:val="22"/>
         </w:rPr>
-        <w:t xml:space="preserve">______________________________</w:t>
+        <w:t>..............................</w:t>
       </w:r>
     </w:p>
     <w:p>
       <w:pPr>
-        <w:spacing w:after="60" w:before="60"/>
+        <w:spacing w:after="120" w:before="60" w:line="360" w:lineRule="auto"/>
         <w:jc w:val="left"/>
       </w:pPr>
       <w:r>
@@ -935,7 +935,7 @@
     </w:tbl>
     <w:p>
       <w:pPr>
-        <w:spacing w:after="60" w:before="60"/>
+        <w:spacing w:after="120" w:before="60" w:line="360" w:lineRule="auto"/>
         <w:jc w:val="left"/>
       </w:pPr>
       <w:r>
@@ -953,7 +953,7 @@
     </w:p>
     <w:p>
       <w:pPr>
-        <w:spacing w:after="60" w:before="60"/>
+        <w:spacing w:after="120" w:before="60" w:line="360" w:lineRule="auto"/>
         <w:jc w:val="left"/>
       </w:pPr>
       <w:r>
@@ -971,7 +971,7 @@
     </w:p>
     <w:p>
       <w:pPr>
-        <w:spacing w:after="60" w:before="60"/>
+        <w:spacing w:after="120" w:before="60" w:line="360" w:lineRule="auto"/>
         <w:jc w:val="left"/>
       </w:pPr>
       <w:r>
@@ -996,12 +996,12 @@
           <w:sz w:val="22"/>
           <w:szCs w:val="22"/>
         </w:rPr>
-        <w:t xml:space="preserve">____________________________________________________________</w:t>
+        <w:t>............................................................</w:t>
       </w:r>
     </w:p>
     <w:p>
       <w:pPr>
-        <w:spacing w:after="60" w:before="60"/>
+        <w:spacing w:after="120" w:before="60" w:line="360" w:lineRule="auto"/>
         <w:jc w:val="left"/>
       </w:pPr>
       <w:r>
@@ -1026,12 +1026,12 @@
           <w:sz w:val="22"/>
           <w:szCs w:val="22"/>
         </w:rPr>
-        <w:t xml:space="preserve">____________________________________________________________</w:t>
+        <w:t>............................................................</w:t>
       </w:r>
     </w:p>
     <w:p>
       <w:pPr>
-        <w:spacing w:after="60" w:before="60"/>
+        <w:spacing w:after="120" w:before="60" w:line="360" w:lineRule="auto"/>
         <w:jc w:val="left"/>
       </w:pPr>
       <w:r>
@@ -1056,12 +1056,12 @@
           <w:sz w:val="22"/>
           <w:szCs w:val="22"/>
         </w:rPr>
-        <w:t xml:space="preserve">____________________________________________________________</w:t>
+        <w:t>............................................................</w:t>
       </w:r>
     </w:p>
     <w:p>
       <w:pPr>
-        <w:spacing w:after="60" w:before="60"/>
+        <w:spacing w:after="120" w:before="60" w:line="360" w:lineRule="auto"/>
         <w:jc w:val="left"/>
       </w:pPr>
       <w:r>
@@ -1079,7 +1079,7 @@
     </w:p>
     <w:p>
       <w:pPr>
-        <w:spacing w:after="60" w:before="60"/>
+        <w:spacing w:after="120" w:before="60" w:line="360" w:lineRule="auto"/>
         <w:jc w:val="left"/>
       </w:pPr>
       <w:r>
@@ -1104,12 +1104,12 @@
           <w:sz w:val="22"/>
           <w:szCs w:val="22"/>
         </w:rPr>
-        <w:t xml:space="preserve">____________________________________________________________</w:t>
+        <w:t>............................................................</w:t>
       </w:r>
     </w:p>
     <w:p>
       <w:pPr>
-        <w:spacing w:after="60" w:before="60"/>
+        <w:spacing w:after="120" w:before="60" w:line="360" w:lineRule="auto"/>
         <w:jc w:val="left"/>
       </w:pPr>
       <w:r>
@@ -1597,7 +1597,7 @@
     </w:tbl>
     <w:p>
       <w:pPr>
-        <w:spacing w:after="60" w:before="60"/>
+        <w:spacing w:after="120" w:before="60" w:line="360" w:lineRule="auto"/>
         <w:jc w:val="left"/>
       </w:pPr>
       <w:r>
